--- a/일본판/2부/2부_5화_아이자와의_균열.docx
+++ b/일본판/2부/2부_5화_아이자와의_균열.docx
@@ -115,7 +115,7 @@
           <w:i w:val="0"/>
           <w:sz w:val="22"/>
         </w:rPr>
-        <w:t>被告奥浜電力の第五準備書面、先ほど届きました。十八ページ。それより、先生、表紙を見てください。</w:t>
+        <w:t>被告奥浜電力の第五準備書面、先ほど届きました。十八ページ。それより先生、表紙を見てください。</w:t>
       </w:r>
     </w:p>
     <w:p>
@@ -139,7 +139,7 @@
           <w:color w:val="555555"/>
           <w:sz w:val="22"/>
         </w:rPr>
-        <w:t>(受け取り、代理人欄を目で追う)</w:t>
+        <w:t>(受け取り代理人欄を目で追う)</w:t>
       </w:r>
       <w:r>
         <w:rPr>
@@ -148,7 +148,7 @@
           <w:i w:val="0"/>
           <w:sz w:val="22"/>
         </w:rPr>
-        <w:t>……大槻先生の名前が一番上。その下に、東都総合の弁護士が、七人。一月の答弁書は、大槻先生を入れて三人でした。</w:t>
+        <w:t>……大槻先生の名前が一番上。その下に東都総合の弁護士が、七人。一月の答弁書は、大槻先生を入れて三人でした。</w:t>
       </w:r>
     </w:p>
     <w:p>
@@ -171,7 +171,7 @@
           <w:i w:val="0"/>
           <w:sz w:val="22"/>
         </w:rPr>
-        <w:t>三人が、一気に十人か。裁判所の書記官は、ファックスの紙が足りなくなるな。</w:t>
+        <w:t>三人が一気に十人か。裁判所の書記官は、ファックスの紙が足りなくなるな。</w:t>
       </w:r>
     </w:p>
     <w:p>
@@ -194,7 +194,7 @@
           <w:i w:val="0"/>
           <w:sz w:val="22"/>
         </w:rPr>
-        <w:t>国のほうは、法務省の細川さん一人のままです。電力だけが、増えてる。</w:t>
+        <w:t>国のほうは、法務省の細川さん一人のままです。電力だけが増えてる。</w:t>
       </w:r>
     </w:p>
     <w:p>
@@ -263,7 +263,7 @@
           <w:i w:val="0"/>
           <w:sz w:val="22"/>
         </w:rPr>
-        <w:t>同じ言い回しを、別の事務所が書いている。そこが気になるな。普通は、書き手の癖が出る。</w:t>
+        <w:t>同じ言い回しを、別の事務所が書いている。そこが気になるな。普通は書き手の癖が出る。</w:t>
       </w:r>
     </w:p>
     <w:p>
@@ -286,7 +286,7 @@
           <w:i w:val="0"/>
           <w:sz w:val="22"/>
         </w:rPr>
-        <w:t>癖が、消されています。一人の人が、全体を直したんでしょう。(代理人欄に戻る)……この中に、僕の知っている名前は、ありません。</w:t>
+        <w:t>癖が消されています。一人の人が、全体を直したんでしょう。(代理人欄に戻る)……この中に、僕の知っている名前は、ありません。</w:t>
       </w:r>
     </w:p>
     <w:p>
@@ -309,7 +309,7 @@
           <w:i w:val="0"/>
           <w:sz w:val="22"/>
         </w:rPr>
-        <w:t>ええ。相沢さんは、いません。</w:t>
+        <w:t>ええ。相沢さんはいません。</w:t>
       </w:r>
     </w:p>
     <w:p>
@@ -365,7 +365,7 @@
           <w:i w:val="0"/>
           <w:sz w:val="22"/>
         </w:rPr>
-        <w:t>見てましたから。上から順に、全部の名前を読んで、最後に、いないって顔をしました。</w:t>
+        <w:t>見てましたから。上から順に、全部の名前を読んで、最後にいないって顔をしました。</w:t>
       </w:r>
     </w:p>
     <w:p>
@@ -411,7 +411,7 @@
           <w:i w:val="0"/>
           <w:sz w:val="22"/>
         </w:rPr>
-        <w:t>顔は、してたな。(湯呑みを置く)大きな事務所は、こういうとき、頭数を揃えて威圧するんだ。中身が薄いほど、人数が増える。</w:t>
+        <w:t>顔はしてたな。(湯呑みを置く)大きな事務所は、こういうとき、頭数を揃えて威圧するんだ。中身が薄いほど、人数が増える。</w:t>
       </w:r>
     </w:p>
     <w:p>
@@ -434,7 +434,7 @@
           <w:i w:val="0"/>
           <w:sz w:val="22"/>
         </w:rPr>
-        <w:t>威圧、ですか。</w:t>
+        <w:t>威圧ですか。</w:t>
       </w:r>
     </w:p>
     <w:p>
@@ -457,7 +457,7 @@
           <w:i w:val="0"/>
           <w:sz w:val="22"/>
         </w:rPr>
-        <w:t>十一人で来られたら、こっちは三人。傍聴席の原告は、ただ見ているだけだ。「向こうは、あんなにたくさんいる」と。……法廷の外の勝負だよ、これは。</w:t>
+        <w:t>十一人で来られたら、こっちは三人。傍聴席の原告は、ただ見ているだけだ。「向こうはあんなにたくさんいる」と。……法廷の外の勝負だよ、これは。</w:t>
       </w:r>
     </w:p>
     <w:p>
@@ -472,7 +472,7 @@
           <w:color w:val="555555"/>
           <w:sz w:val="22"/>
         </w:rPr>
-        <w:t>(階段を、軽い足音が上がってくる。リクだ。制服のまま、リュックを下ろす。)</w:t>
+        <w:t>(階段を軽い足音が上がってくる。リクだ。制服のままリュックを下ろす。)</w:t>
       </w:r>
     </w:p>
     <w:p>
@@ -495,7 +495,7 @@
           <w:i w:val="0"/>
           <w:sz w:val="22"/>
         </w:rPr>
-        <w:t>母さん、これ、学校の配布物。オンラインの授業の、パスワード。……あ、先生、こんにちは。</w:t>
+        <w:t>母さんこれ、学校の配布物。オンラインの授業の、パスワード。……あ先生、こんにちは。</w:t>
       </w:r>
     </w:p>
     <w:p>
@@ -518,7 +518,7 @@
           <w:i w:val="0"/>
           <w:sz w:val="22"/>
         </w:rPr>
-        <w:t>こんにちは。今日は、午前だけ登校ですか。</w:t>
+        <w:t>こんにちは。今日は午前だけ登校ですか。</w:t>
       </w:r>
     </w:p>
     <w:p>
@@ -541,7 +541,7 @@
           <w:i w:val="0"/>
           <w:sz w:val="22"/>
         </w:rPr>
-        <w:t>うん。午後は、家で。母さんが、ここにいるから、おれ、ここで授業受けてもいい？</w:t>
+        <w:t>うん。午後は家で。母さんがここにいるから、おれ、ここで授業受けてもいい？</w:t>
       </w:r>
     </w:p>
     <w:p>
@@ -597,7 +597,7 @@
           <w:i w:val="0"/>
           <w:sz w:val="22"/>
         </w:rPr>
-        <w:t>先生のところのほうが、Wi-Fi、速いのに。</w:t>
+        <w:t>先生のところのほうが、Wi-Fi速いのに。</w:t>
       </w:r>
     </w:p>
     <w:p>
@@ -620,7 +620,7 @@
           <w:i w:val="0"/>
           <w:sz w:val="22"/>
         </w:rPr>
-        <w:t>速いのは、本当です。……来週、一回だけ、静かな午後に来てもいいですよ。</w:t>
+        <w:t>速いのは本当です。……来週、一回だけ、静かな午後に来てもいいですよ。</w:t>
       </w:r>
     </w:p>
     <w:p>
@@ -734,7 +734,7 @@
           <w:i w:val="0"/>
           <w:sz w:val="22"/>
         </w:rPr>
-        <w:t>大槻さん。……今夜は、遅くまで。</w:t>
+        <w:t>大槻さん。……今夜は遅くまで。</w:t>
       </w:r>
     </w:p>
     <w:p>
@@ -757,7 +757,7 @@
           <w:i w:val="0"/>
           <w:sz w:val="22"/>
         </w:rPr>
-        <w:t>君に、直接話があって来た。部長を通すと、話が長くなる。(向かいの椅子に腰を下ろし、書類の山を一つ脇へ寄せる)奥浜電力の件だ。うちの部門から、正式に三人を代理人団へ出す。パートナー会議で、今日、決まった。</w:t>
+        <w:t>君に直接話があって来た。部長を通すと、話が長くなる。(向かいの椅子に腰を下ろし、書類の山を一つ脇へ寄せる)奥浜電力の件だ。うちの部門から、正式に三人を代理人団へ出す。パートナー会議で、今日、決まった。</w:t>
       </w:r>
     </w:p>
     <w:p>
@@ -803,7 +803,7 @@
           <w:i w:val="0"/>
           <w:sz w:val="22"/>
         </w:rPr>
-        <w:t>君は、入る方向で話している。</w:t>
+        <w:t>君は入る方向で話している。</w:t>
       </w:r>
     </w:p>
     <w:p>
@@ -826,7 +826,7 @@
           <w:i w:val="0"/>
           <w:sz w:val="22"/>
         </w:rPr>
-        <w:t>大槻さん。私は、原告側の代理人が高校の同級生だと、一月に利益相反の自己申告を出しています。そのときは、大槻さんも「担当を外れる必要はない」と。</w:t>
+        <w:t>大槻さん。私は、原告側の代理人が高校の同級生だと、一月に利益相反の自己申告を出しています。そのときは大槻さんも「担当を外れる必要はない」と。</w:t>
       </w:r>
     </w:p>
     <w:p>
@@ -849,7 +849,7 @@
           <w:i w:val="0"/>
           <w:sz w:val="22"/>
         </w:rPr>
-        <w:t>外れる必要はない。出てもらう必要が出た、というだけだ。(間)電力は、三月からこの案件で、うちを一番の窓口にしている。部門の売上の、四分の一を超える。君の言いたいことは、分かっているよ。</w:t>
+        <w:t>外れる必要はない。出てもらう必要が出た、というだけだ。(間)電力は三月からこの案件で、うちを一番の窓口にしている。部門の売上の、四分の一を超える。君の言いたいことは、分かっているよ。</w:t>
       </w:r>
     </w:p>
     <w:p>
@@ -895,7 +895,7 @@
           <w:i w:val="0"/>
           <w:sz w:val="22"/>
         </w:rPr>
-        <w:t>君の友人は、いい弁護士だ。私も認めている。桐生さんの事務所を看板ごと継いで、三百十二人を束ねた。だから、なおさらだ。向こうの出方を、一番よく読める人間が、こちら側に一人いる。それだけで、電力にとっては、百人分の価値がある。</w:t>
+        <w:t>君の友人は、いい弁護士だ。私も認めている。桐生さんの事務所を看板ごと継いで、三百十二人を束ねた。だからなおさらだ。向こうの出方を、一番よく読める人間が、こちら側に一人いる。それだけで電力にとっては、百人分の価値がある。</w:t>
       </w:r>
     </w:p>
     <w:p>
@@ -918,7 +918,7 @@
           <w:i w:val="0"/>
           <w:sz w:val="22"/>
         </w:rPr>
-        <w:t>私は、遼の訴訟記録を、一枚も見ていません。</w:t>
+        <w:t>私は遼の訴訟記録を、一枚も見ていません。</w:t>
       </w:r>
     </w:p>
     <w:p>
@@ -941,7 +941,7 @@
           <w:i w:val="0"/>
           <w:sz w:val="22"/>
         </w:rPr>
-        <w:t>見ろ、とは言っていない。(静かに)断れば、来期の配置を考え直す。鷲尾建設の案件も、君の手から外れる。若手を、そこまで抱えたままにはできないからね。</w:t>
+        <w:t>見ろ、とは言っていない。(静かに)断れば来期の配置を考え直す。鷲尾建設の案件も、君の手から外れる。若手を、そこまで抱えたままにはできないからね。</w:t>
       </w:r>
     </w:p>
     <w:p>
@@ -987,7 +987,7 @@
           <w:i w:val="0"/>
           <w:sz w:val="22"/>
         </w:rPr>
-        <w:t>事実の説明だ。脅しと呼ぶかどうかは、君が決めればいい。(立ち上がり、ドアのところで振り返る)返事は、月曜の午前までに。二日あれば足りるだろう。</w:t>
+        <w:t>事実の説明だ。脅しと呼ぶかどうかは、君が決めればいい。(立ち上がり、ドアのところで振り返る)返事は月曜の午前までに。二日あれば足りるだろう。</w:t>
       </w:r>
     </w:p>
     <w:p>
@@ -1033,7 +1033,7 @@
           <w:i w:val="0"/>
           <w:sz w:val="22"/>
         </w:rPr>
-        <w:t>考えるのは、結構だ。ただ、君は、昔から、考えて黙る癖がある。黙ったまま時間が過ぎるのを、うちの部門では「同意」と呼ぶ。覚えておくといい。</w:t>
+        <w:t>考えるのは結構だ。ただ君は、昔から考えて黙る癖がある。黙ったまま時間が過ぎるのを、うちの部門では「同意」と呼ぶ。覚えておくといい。</w:t>
       </w:r>
     </w:p>
     <w:p>
@@ -1048,7 +1048,7 @@
           <w:color w:val="555555"/>
           <w:sz w:val="22"/>
         </w:rPr>
-        <w:t>(ドアが閉まる。相沢は、長いあいだ動かない。やがて携帯を取り、画面に「真壁 遼」を出す。親指が、発信の上で止まる。そのまま、画面を伏せて机に置く。引き出しからシュレッダーの袋を出し、メモ用紙に何かを書いて、すぐに破る。細かい紙片が、機械に吸い込まれていく。)</w:t>
+        <w:t>(ドアが閉まる。相沢は長いあいだ動かない。やがて携帯を取り、画面に「真壁 遼」を出す。親指が発信の上で止まる。そのまま画面を伏せて机に置く。引き出しからシュレッダーの袋を出し、メモ用紙に何かを書いて、すぐに破る。細かい紙片が、機械に吸い込まれていく。)</w:t>
       </w:r>
     </w:p>
     <w:p>
@@ -1078,7 +1078,7 @@
           <w:color w:val="555555"/>
           <w:sz w:val="22"/>
         </w:rPr>
-        <w:t>(9月12日(土)、午後3時。桐生法律事務所。休日の事務所に、遼と三浦だけがいる。扇風機が首を振る。遼の携帯が鳴る。画面に「相沢 航」。遼は少し笑い、スピーカーにして机に置く。三浦は、隣の机で書類を綴じている。)</w:t>
+        <w:t>(9月12日(土)、午後3時。桐生法律事務所。休日の事務所に、遼と三浦だけがいる。扇風機が首を振る。遼の携帯が鳴る。画面に「相沢 航」。遼は少し笑い、スピーカーにして机に置く。三浦は隣の机で書類を綴じている。)</w:t>
       </w:r>
     </w:p>
     <w:p>
@@ -1249,7 +1249,7 @@
           <w:i w:val="0"/>
           <w:sz w:val="22"/>
         </w:rPr>
-        <w:t>怒る。(小さく笑う声。すぐに止まる)……なあ、遼。</w:t>
+        <w:t>怒る。(小さく笑う声。すぐに止まる)……なあ遼。</w:t>
       </w:r>
     </w:p>
     <w:p>
@@ -1295,7 +1295,7 @@
           <w:i w:val="0"/>
           <w:sz w:val="22"/>
         </w:rPr>
-        <w:t>お前のとこの、法廷。傍聴は、今、何人まで入れる。</w:t>
+        <w:t>お前のとこの、法廷。傍聴は今、何人まで入れる。</w:t>
       </w:r>
     </w:p>
     <w:p>
@@ -1318,7 +1318,7 @@
           <w:i w:val="0"/>
           <w:sz w:val="22"/>
         </w:rPr>
-        <w:t>抽選で、二十席。原告は代表の十人。……どうして。</w:t>
+        <w:t>抽選で二十席。原告は代表の十人。……どうして。</w:t>
       </w:r>
     </w:p>
     <w:p>
@@ -1403,7 +1403,7 @@
           <w:color w:val="555555"/>
           <w:sz w:val="22"/>
         </w:rPr>
-        <w:t>(電話の声が、少し遅れる)</w:t>
+        <w:t>(電話の声が少し遅れる)</w:t>
       </w:r>
       <w:r>
         <w:rPr>
@@ -1491,7 +1491,7 @@
           <w:i w:val="0"/>
           <w:sz w:val="22"/>
         </w:rPr>
-        <w:t>土曜に、事務所のエレベーター？</w:t>
+        <w:t>土曜に事務所のエレベーター？</w:t>
       </w:r>
     </w:p>
     <w:p>
@@ -1514,7 +1514,7 @@
           <w:i w:val="0"/>
           <w:sz w:val="22"/>
         </w:rPr>
-        <w:t>資料室は、地下なんだよ。……じゃあ、また。今月中に、一回会おう。お前、上京の用事、ないか。</w:t>
+        <w:t>資料室は地下なんだよ。……じゃあまた。今月中に一回会おう。お前、上京の用事ないか。</w:t>
       </w:r>
     </w:p>
     <w:p>
@@ -1644,7 +1644,7 @@
           <w:i w:val="0"/>
           <w:sz w:val="22"/>
         </w:rPr>
-        <w:t>……今の、何でしょう。</w:t>
+        <w:t>……今の何でしょう。</w:t>
       </w:r>
     </w:p>
     <w:p>
@@ -1690,7 +1690,7 @@
           <w:i w:val="0"/>
           <w:sz w:val="22"/>
         </w:rPr>
-        <w:t>相沢さん、いつもは、聞かれなくても、十分は喋る人でしょう。結婚式のとき、スピーチを四分もやったって。今日は、二分ちょっとで、話の最後が全部、疑問の形でした。</w:t>
+        <w:t>相沢さんいつもは聞かれなくても、十分は喋る人でしょう。結婚式のとき、スピーチを四分もやったって。今日は二分ちょっとで、話の最後が全部、疑問の形でした。</w:t>
       </w:r>
     </w:p>
     <w:p>
@@ -1850,7 +1850,7 @@
           <w:i w:val="0"/>
           <w:sz w:val="22"/>
         </w:rPr>
-        <w:t>国は、四週間では足りないと言うでしょう。……ところで、お時間は。五分でいい。</w:t>
+        <w:t>国は、四週間では足りないと言うでしょう。……ところでお時間は。五分でいい。</w:t>
       </w:r>
     </w:p>
     <w:p>
@@ -1906,7 +1906,7 @@
           <w:i w:val="0"/>
           <w:sz w:val="22"/>
         </w:rPr>
-        <w:t>いい町ですね。来るたびに、思います。駅前に和菓子屋があって、二階に事務所がある。あの階段は、音がいい。</w:t>
+        <w:t>いい町ですね。来るたびに思います。駅前に和菓子屋があって、二階に事務所がある。あの階段は音がいい。</w:t>
       </w:r>
     </w:p>
     <w:p>
@@ -1952,7 +1952,7 @@
           <w:i w:val="0"/>
           <w:sz w:val="22"/>
         </w:rPr>
-        <w:t>一度、通りかかっただけです。……真壁先生、相沢君は、お元気ですか。</w:t>
+        <w:t>一度、通りかかっただけです。……真壁先生、相沢君はお元気ですか。</w:t>
       </w:r>
     </w:p>
     <w:p>
@@ -2008,7 +2008,7 @@
           <w:i w:val="0"/>
           <w:sz w:val="22"/>
         </w:rPr>
-        <w:t>ええ。毎日、顔を合わせています。ですが、彼は、あなたの話はしません。去年も、そうでした。高校の友人がいると、一度だけ。部門の人間としては、立派な態度です。</w:t>
+        <w:t>ええ。毎日、顔を合わせています。ですが彼は、あなたの話はしません。去年もそうでした。高校の友人がいると、一度だけ。部門の人間としては、立派な態度です。</w:t>
       </w:r>
     </w:p>
     <w:p>
@@ -2054,7 +2054,7 @@
           <w:i w:val="0"/>
           <w:sz w:val="22"/>
         </w:rPr>
-        <w:t>何も。(穏やかに)ただ、心配しているんです。優秀な人間が、板挟みになるのは、見ていて苦しい。あなたも、同じでしょう。友人が、相手方にいる。</w:t>
+        <w:t>何も。(穏やかに)ただ心配しているんです。優秀な人間が、板挟みになるのは、見ていて苦しい。あなたも同じでしょう。友人が相手方にいる。</w:t>
       </w:r>
     </w:p>
     <w:p>
@@ -2077,7 +2077,7 @@
           <w:i w:val="0"/>
           <w:sz w:val="22"/>
         </w:rPr>
-        <w:t>相沢は、相手方ではありません。</w:t>
+        <w:t>相沢は相手方ではありません。</w:t>
       </w:r>
     </w:p>
     <w:p>
@@ -2100,7 +2100,7 @@
           <w:i w:val="0"/>
           <w:sz w:val="22"/>
         </w:rPr>
-        <w:t>今は、ね。(間)失礼。言い過ぎました。……三百十二人の原告のうち、すでに数人が、体調を崩しておられると聞きました。四月以降、集会ができなくなって、皆さんお困りでしょう。こういう時期に、友人関係まで気を揉ませるのは、私の本意ではありません。</w:t>
+        <w:t>今はね。(間)失礼。言い過ぎました。……三百十二人の原告のうち、すでに数人が、体調を崩しておられると聞きました。四月以降、集会ができなくなって、皆さんお困りでしょう。こういう時期に、友人関係まで気を揉ませるのは、私の本意ではありません。</w:t>
       </w:r>
     </w:p>
     <w:p>
@@ -2146,7 +2146,7 @@
           <w:i w:val="0"/>
           <w:sz w:val="22"/>
         </w:rPr>
-        <w:t>何も、言わせたくありません。(微笑む)ただ、「己の欲せざる所は人に施すこと勿れ」と申しますからね。私は、相沢君に、あまり酷なことはしたくないんです。</w:t>
+        <w:t>何も言わせたくありません。(微笑む)ただ、「己の欲せざる所は人に施すこと勿れ」と申しますからね。私は、相沢君に、あまり酷なことはしたくないんです。</w:t>
       </w:r>
     </w:p>
     <w:p>
@@ -2192,7 +2192,7 @@
           <w:i w:val="0"/>
           <w:sz w:val="22"/>
         </w:rPr>
-        <w:t>論語は、便利です。どの立場の人間にも、都合のいい節がある。(腕時計を見る)では、また次回。細川さんに、よろしく。</w:t>
+        <w:t>論語は便利です。どの立場の人間にも、都合のいい節がある。(腕時計を見る)では、また次回。細川さんによろしく。</w:t>
       </w:r>
     </w:p>
     <w:p>
@@ -2207,7 +2207,7 @@
           <w:color w:val="555555"/>
           <w:sz w:val="22"/>
         </w:rPr>
-        <w:t>(大槻が、廊下を歩き去る。遼は、窓の外の並木に目を移す。背後から、ゆっくりした足音が近づく。宇佐美だ。)</w:t>
+        <w:t>(大槻が廊下を歩き去る。遼は、窓の外の並木に目を移す。背後から、ゆっくりした足音が近づく。宇佐美だ。)</w:t>
       </w:r>
     </w:p>
     <w:p>
@@ -2230,7 +2230,7 @@
           <w:i w:val="0"/>
           <w:sz w:val="22"/>
         </w:rPr>
-        <w:t>見ていた。いい弁護士は、脅すとき、必ず古典を引くな。</w:t>
+        <w:t>見ていた。いい弁護士は脅すとき必ず古典を引くな。</w:t>
       </w:r>
     </w:p>
     <w:p>
@@ -2322,7 +2322,7 @@
           <w:i w:val="0"/>
           <w:sz w:val="22"/>
         </w:rPr>
-        <w:t>そう信じる人間がいるのは、いいことだ。ただ、信じることと、確かめないことは、別だよ。</w:t>
+        <w:t>そう信じる人間がいるのは、いいことだ。ただ信じることと、確かめないことは、別だよ。</w:t>
       </w:r>
     </w:p>
     <w:p>
@@ -2337,7 +2337,7 @@
           <w:color w:val="555555"/>
           <w:sz w:val="22"/>
         </w:rPr>
-        <w:t>(遼はうなずく。階下から、原告たちの呼び声が聞こえる。浜野の太い声が、「先生ー、お疲れさんだぞー」と届く。)</w:t>
+        <w:t>(遼はうなずく。階下から、原告たちの呼び声が聞こえる。浜野の太い声が、「先生ーお疲れさんだぞー」と届く。)</w:t>
       </w:r>
     </w:p>
     <w:p>
@@ -2390,7 +2390,7 @@
           <w:i w:val="0"/>
           <w:sz w:val="22"/>
         </w:rPr>
-        <w:t>んで、先生。今日の法廷、おら、傍聴席の抽選さ、外れたんだ。外で、じいさんたちと待ってた。</w:t>
+        <w:t>んで先生。今日の法廷おら、傍聴席の抽選さ、外れたんだ。外で、じいさんたちと待ってた。</w:t>
       </w:r>
     </w:p>
     <w:p>
@@ -2505,7 +2505,7 @@
           <w:i w:val="0"/>
           <w:sz w:val="22"/>
         </w:rPr>
-        <w:t>十人。(箸を止める)国と電力で、十何人か。おらたちは、先生と、三浦さんと、宇佐美さんの三人だ。</w:t>
+        <w:t>十人。(箸を止める)国と電力で十何人か。おらたちは先生と、三浦さんと、宇佐美さんの三人だ。</w:t>
       </w:r>
     </w:p>
     <w:p>
@@ -2551,7 +2551,7 @@
           <w:i w:val="0"/>
           <w:sz w:val="22"/>
         </w:rPr>
-        <w:t>数は違います。ですが、法廷では、一人が一票ではありません。出された主張の中身で、決まります。</w:t>
+        <w:t>数は違います。ですが法廷では、一人が一票ではありません。出された主張の中身で、決まります。</w:t>
       </w:r>
     </w:p>
     <w:p>
@@ -2574,7 +2574,7 @@
           <w:i w:val="0"/>
           <w:sz w:val="22"/>
         </w:rPr>
-        <w:t>そうは言うけどよ、先生。おらたち、見てて、やっぱ不安になるんだ。向こうがぞろぞろ座って、こっちは三人。……それと、これは言っていいんかな。先生の東京の友だち。あの人も、向こうに入るんじゃねえのか。</w:t>
+        <w:t>そうは言うけどよ、先生。おらたち見ててやっぱ不安になるんだ。向こうがぞろぞろ座って、こっちは三人。……それと、これは言っていいんかな。先生の東京の友だち。あの人も、向こうに入るんじゃねえのか。</w:t>
       </w:r>
     </w:p>
     <w:p>
@@ -2589,7 +2589,7 @@
           <w:color w:val="555555"/>
           <w:sz w:val="22"/>
         </w:rPr>
-        <w:t>(場が静まる。女将が盆を持ったまま立ち止まる。三浦が、遼の横顔を見ないようにして、湯呑みを手に取る。)</w:t>
+        <w:t>(場が静まる。女将が盆を持ったまま立ち止まる。三浦が遼の横顔を見ないようにして、湯呑みを手に取る。)</w:t>
       </w:r>
     </w:p>
     <w:p>
@@ -2612,7 +2612,7 @@
           <w:i w:val="0"/>
           <w:sz w:val="22"/>
         </w:rPr>
-        <w:t>誰から、そう聞きましたか。</w:t>
+        <w:t>誰からそう聞きましたか。</w:t>
       </w:r>
     </w:p>
     <w:p>
@@ -2635,7 +2635,7 @@
           <w:i w:val="0"/>
           <w:sz w:val="22"/>
         </w:rPr>
-        <w:t>誰からでもねえ。ただ、昔、漁協の取引で、そういうことがあったんだ。おらの友だちの弁護士が、いつのまにか、相手側の席に座ってた。友だちってのは、そういうもんだ。……悪い、言い過ぎた。</w:t>
+        <w:t>誰からでもねえ。ただ昔、漁協の取引で、そういうことがあったんだ。おらの友だちの弁護士が、いつのまにか、相手側の席に座ってた。友だちってのは、そういうもんだ。……悪い言い過ぎた。</w:t>
       </w:r>
     </w:p>
     <w:p>
@@ -2704,7 +2704,7 @@
           <w:i w:val="0"/>
           <w:sz w:val="22"/>
         </w:rPr>
-        <w:t>浜野さん、一つだけ、約束します。もし、彼が向こうの席に座ったら、真っ先に、浜野さんに言います。隠しません。</w:t>
+        <w:t>浜野さん一つだけ約束します。もし、彼が向こうの席に座ったら、真っ先に浜野さんに言います。隠しません。</w:t>
       </w:r>
     </w:p>
     <w:p>
@@ -2727,7 +2727,7 @@
           <w:i w:val="0"/>
           <w:sz w:val="22"/>
         </w:rPr>
-        <w:t>……先生は、本当に、そういうところだなあ。</w:t>
+        <w:t>……先生は本当にそういうところだなあ。</w:t>
       </w:r>
     </w:p>
     <w:p>
@@ -2760,7 +2760,7 @@
           <w:i w:val="0"/>
           <w:sz w:val="22"/>
         </w:rPr>
-        <w:t>わけえ先生。友だちの話は、疑うほうも、疑われるほうも、つれえもんだ。おれも、昔、一人、友だちを疑ったことがある。</w:t>
+        <w:t>わけえ先生。友だちの話は、疑うほうも疑われるほうも、つれえもんだ。おれも昔、一人、友だちを疑ったことがある。</w:t>
       </w:r>
     </w:p>
     <w:p>
@@ -2806,7 +2806,7 @@
           <w:i w:val="0"/>
           <w:sz w:val="22"/>
         </w:rPr>
-        <w:t>疑ったまま、あいつ、津波で死んだ。(静かに湯呑みを持つ)疑いは、解く前に、相手が消えっと、一生残る。……先生は、解くほうさ、先にやれ。</w:t>
+        <w:t>疑ったままあいつ津波で死んだ。(静かに湯呑みを持つ)疑いは解く前に相手が消えっと、一生残る。……先生は解くほうさ先にやれ。</w:t>
       </w:r>
     </w:p>
     <w:p>
@@ -2862,7 +2862,7 @@
           <w:i w:val="0"/>
           <w:sz w:val="22"/>
         </w:rPr>
-        <w:t>さあ、冷めないうちに食べなさい。今日は、メヒカリが入ったの。唐揚げ。(遼を見て)あんた、来週、東京に行くんだって？ 三浦さんから聞いたよ。</w:t>
+        <w:t>さあ、冷めないうちに食べなさい。今日はメヒカリが入ったの。唐揚げ。(遼を見て)あんた来週、東京に行くんだって？ 三浦さんから聞いたよ。</w:t>
       </w:r>
     </w:p>
     <w:p>
@@ -2885,7 +2885,7 @@
           <w:i w:val="0"/>
           <w:sz w:val="22"/>
         </w:rPr>
-        <w:t>すみません、つい。</w:t>
+        <w:t>すみませんつい。</w:t>
       </w:r>
     </w:p>
     <w:p>
@@ -2908,7 +2908,7 @@
           <w:i w:val="0"/>
           <w:sz w:val="22"/>
         </w:rPr>
-        <w:t>いいのいいの。友だちに会うのは、いいことよ。ごはんは、ちゃんと食べておいで。</w:t>
+        <w:t>いいのいいの。友だちに会うのは、いいことよ。ごはんはちゃんと食べておいで。</w:t>
       </w:r>
     </w:p>
     <w:p>
@@ -2999,7 +2999,7 @@
           <w:i w:val="0"/>
           <w:sz w:val="22"/>
         </w:rPr>
-        <w:t>存じています。ですから、反対の意見書を、先生にお願いしたいんです。</w:t>
+        <w:t>存じています。ですから反対の意見書を、先生にお願いしたいんです。</w:t>
       </w:r>
     </w:p>
     <w:p>
@@ -3032,7 +3032,7 @@
           <w:i w:val="0"/>
           <w:sz w:val="22"/>
         </w:rPr>
-        <w:t>私は、これでも、あの年の審議会に、一度出ています。傍聴席ですが。……「十四メートルの試算」という言葉を、あの部屋で、聞いたことがあります。</w:t>
+        <w:t>私は、これでもあの年の審議会に、一度出ています。傍聴席ですが。……「十四メートルの試算」という言葉を、あの部屋で、聞いたことがあります。</w:t>
       </w:r>
     </w:p>
     <w:p>
@@ -3078,7 +3078,7 @@
           <w:i w:val="0"/>
           <w:sz w:val="22"/>
         </w:rPr>
-        <w:t>ただ、議事録には、残っていない。私の記憶だけです。そういうものでも、意見書の足しになりますか。</w:t>
+        <w:t>ただ議事録には残っていない。私の記憶だけです。そういうものでも、意見書の足しになりますか。</w:t>
       </w:r>
     </w:p>
     <w:p>
@@ -3101,7 +3101,7 @@
           <w:i w:val="0"/>
           <w:sz w:val="22"/>
         </w:rPr>
-        <w:t>足しになります。法廷では、足りないものを、足りないと言うことも証拠になります。</w:t>
+        <w:t>足しになります。法廷では足りないものを、足りないと言うことも証拠になります。</w:t>
       </w:r>
     </w:p>
     <w:p>
@@ -3134,7 +3134,7 @@
           <w:i w:val="0"/>
           <w:sz w:val="22"/>
         </w:rPr>
-        <w:t>分かりました。書きましょう。ただし、期限は、年内。私は、来年の春、退官ですから。</w:t>
+        <w:t>分かりました。書きましょう。ただし期限は年内。私は、来年の春、退官ですから。</w:t>
       </w:r>
     </w:p>
     <w:p>
@@ -3172,7 +3172,7 @@
           <w:color w:val="555555"/>
           <w:sz w:val="22"/>
         </w:rPr>
-        <w:t>(午後7時。新橋。ガード下に近い、細い路地の小料理屋。看板に小さく「めひかり」の文字。カウンターが六席。遼が暖簾をくぐる。奥の席に、相沢がもう座っている。ネクタイを外し、マスクはあごの下。)</w:t>
+        <w:t>(午後7時。新橋。ガード下に近い、細い路地の小料理屋。看板に小さく「めひかり」の文字。カウンターが六席。遼が暖簾をくぐる。奥の席に相沢がもう座っている。ネクタイを外し、マスクはあごの下。)</w:t>
       </w:r>
     </w:p>
     <w:p>
@@ -3241,7 +3241,7 @@
           <w:i w:val="0"/>
           <w:sz w:val="22"/>
         </w:rPr>
-        <w:t>座れよ。そっち、壁側。……いや、奥の席が先に冷えるから、お前は、こっち側がいい。</w:t>
+        <w:t>座れよ。そっち壁側。……いや奥の席が先に冷えるから、お前はこっち側がいい。</w:t>
       </w:r>
     </w:p>
     <w:p>
@@ -3302,7 +3302,7 @@
           <w:color w:val="555555"/>
           <w:sz w:val="22"/>
         </w:rPr>
-        <w:t>(遼が奥の席に座る。相沢は、通路側に腰を下ろす。店主が、小さな皿を二つ置く。メヒカリの唐揚げ。)</w:t>
+        <w:t>(遼が奥の席に座る。相沢は通路側に腰を下ろす。店主が小さな皿を二つ置く。メヒカリの唐揚げ。)</w:t>
       </w:r>
     </w:p>
     <w:p>
@@ -3325,7 +3325,7 @@
           <w:i w:val="0"/>
           <w:sz w:val="22"/>
         </w:rPr>
-        <w:t>予約の相沢さんね。今日は、福島沖のが、朝一で入ったよ。三週間前に頼まれたときは、無理かと思ったけど。</w:t>
+        <w:t>予約の相沢さんね。今日は福島沖のが朝一で入ったよ。三週間前に頼まれたときは、無理かと思ったけど。</w:t>
       </w:r>
     </w:p>
     <w:p>
@@ -3371,7 +3371,7 @@
           <w:i w:val="0"/>
           <w:sz w:val="22"/>
         </w:rPr>
-        <w:t>店主、ありがとう。冷めないうちに、いただく。</w:t>
+        <w:t>店主ありがとう。冷めないうちに、いただく。</w:t>
       </w:r>
     </w:p>
     <w:p>
@@ -3386,7 +3386,7 @@
           <w:color w:val="555555"/>
           <w:sz w:val="22"/>
         </w:rPr>
-        <w:t>(遼は、唐揚げを一つ、口に運ぶ。身が薄く、骨まで柔らかい。)</w:t>
+        <w:t>(遼は、唐揚げを一つ口に運ぶ。身が薄く骨まで柔らかい。)</w:t>
       </w:r>
     </w:p>
     <w:p>
@@ -3478,7 +3478,7 @@
           <w:i w:val="0"/>
           <w:sz w:val="22"/>
         </w:rPr>
-        <w:t>店の床は、傘立ての水で濡れてる。書類が、湿気る。</w:t>
+        <w:t>店の床は、傘立ての水で濡れてる。書類が湿気る。</w:t>
       </w:r>
     </w:p>
     <w:p>
@@ -3524,7 +3524,7 @@
           <w:i w:val="0"/>
           <w:sz w:val="22"/>
         </w:rPr>
-        <w:t>仕事の話なら、聞かない。聞いても、答えない。</w:t>
+        <w:t>仕事の話なら、聞かない。聞いても答えない。</w:t>
       </w:r>
     </w:p>
     <w:p>
@@ -3547,7 +3547,7 @@
           <w:i w:val="0"/>
           <w:sz w:val="22"/>
         </w:rPr>
-        <w:t>分かってる。ただ、一つだけ。うちの事務所の、電話。大槻さんが、最近、何か言っていたか。</w:t>
+        <w:t>分かってる。ただ一つだけ。うちの事務所の、電話。大槻さんが最近、何か言っていたか。</w:t>
       </w:r>
     </w:p>
     <w:p>
@@ -3626,7 +3626,7 @@
           <w:i w:val="0"/>
           <w:sz w:val="22"/>
         </w:rPr>
-        <w:t>謝るな。……そうだ、お前、携帯、会社のメールアドレスに、俺に送ったこと、あるか。</w:t>
+        <w:t>謝るな。……そうだお前、携帯、会社のメールアドレスに、俺に送ったこと、あるか。</w:t>
       </w:r>
     </w:p>
     <w:p>
@@ -3672,7 +3672,7 @@
           <w:i w:val="0"/>
           <w:sz w:val="22"/>
         </w:rPr>
-        <w:t>それが最後にしてくれ。これから、仕事の連絡は、一切、俺に送るな。会社のアドレスにも、プライベートにも。必要なら、電話で。それも、夜、家から。</w:t>
+        <w:t>それが最後にしてくれ。これから仕事の連絡は一切、俺に送るな。会社のアドレスにも、プライベートにも。必要なら電話で。それも夜、家から。</w:t>
       </w:r>
     </w:p>
     <w:p>
@@ -3756,7 +3756,7 @@
           <w:color w:val="555555"/>
           <w:sz w:val="22"/>
         </w:rPr>
-        <w:t>(店主が、熱燗を二本置く。相沢は、一つを遼に注ぎ、自分のほうを手酌で受ける。)</w:t>
+        <w:t>(店主が熱燗を二本置く。相沢は一つを遼に注ぎ、自分のほうを手酌で受ける。)</w:t>
       </w:r>
     </w:p>
     <w:p>
@@ -3779,7 +3779,7 @@
           <w:i w:val="0"/>
           <w:sz w:val="22"/>
         </w:rPr>
-        <w:t>乾杯、しないでおくか。今日は。</w:t>
+        <w:t>乾杯しないでおくか。今日は。</w:t>
       </w:r>
     </w:p>
     <w:p>
@@ -3802,7 +3802,7 @@
           <w:i w:val="0"/>
           <w:sz w:val="22"/>
         </w:rPr>
-        <w:t>乾杯は、先に延ばす？</w:t>
+        <w:t>乾杯は先に延ばす？</w:t>
       </w:r>
     </w:p>
     <w:p>
@@ -3825,7 +3825,7 @@
           <w:i w:val="0"/>
           <w:sz w:val="22"/>
         </w:rPr>
-        <w:t>延ばす。……そういえば、高校の漢文、覚えてるか。国語の、山本先生。</w:t>
+        <w:t>延ばす。……そういえば、高校の漢文、覚えてるか。国語の山本先生。</w:t>
       </w:r>
     </w:p>
     <w:p>
@@ -3848,7 +3848,7 @@
           <w:i w:val="0"/>
           <w:sz w:val="22"/>
         </w:rPr>
-        <w:t>山本先生。「論語は、人生の取扱説明書だ」って言ってた。</w:t>
+        <w:t>山本先生。「論語は人生の取扱説明書だ」って言ってた。</w:t>
       </w:r>
     </w:p>
     <w:p>
@@ -3871,7 +3871,7 @@
           <w:i w:val="0"/>
           <w:sz w:val="22"/>
         </w:rPr>
-        <w:t>そう。で、俺たち、衛霊公のとこ、暗記させられただろ。子貢が、「一言にして、終身これを行うべきもの、ありや」って聞く。孔子が、「其れ恕か」と答える。「己の欲せざる所は、人に施すこと勿れ」。</w:t>
+        <w:t>そう。で、俺たち衛霊公のとこ、暗記させられただろ。子貢が、「一言にして、終身これを行うべきもの、ありや」って聞く。孔子が、「其れ恕か」と答える。「己の欲せざる所は、人に施すこと勿れ」。</w:t>
       </w:r>
     </w:p>
     <w:p>
@@ -3894,7 +3894,7 @@
           <w:i w:val="0"/>
           <w:sz w:val="22"/>
         </w:rPr>
-        <w:t>……覚えてる。お前が、ここだけ、一晩で覚えて、満点を取った。</w:t>
+        <w:t>……覚えてる。お前がここだけ一晩で覚えて、満点を取った。</w:t>
       </w:r>
     </w:p>
     <w:p>
@@ -3917,7 +3917,7 @@
           <w:i w:val="0"/>
           <w:sz w:val="22"/>
         </w:rPr>
-        <w:t>満点じゃない。「欲せざる」を、「欲さざる」と書いた。(笑って、すぐ真顔になる)……俺、いまだに分からないんだ。自分がされたくないことをしない、っていうのは、本当に一生守れる一言か。</w:t>
+        <w:t>満点じゃない。「欲せざる」を、「欲さざる」と書いた。(笑ってすぐ真顔になる)……俺いまだに分からないんだ。自分がされたくないことをしない、っていうのは、本当に一生守れる一言か。</w:t>
       </w:r>
     </w:p>
     <w:p>
@@ -3963,7 +3963,7 @@
           <w:i w:val="0"/>
           <w:sz w:val="22"/>
         </w:rPr>
-        <w:t>守れないんだよ。……自分がされたくないことを、誰かのために、しなきゃいけない夜が、ある。そのとき、その言葉は、どっちに向かって、効くんだろうな。</w:t>
+        <w:t>守れないんだよ。……自分がされたくないことを、誰かのために、しなきゃいけない夜が、ある。そのときその言葉はどっちに向かって、効くんだろうな。</w:t>
       </w:r>
     </w:p>
     <w:p>
@@ -3986,7 +3986,7 @@
           <w:i w:val="0"/>
           <w:sz w:val="22"/>
         </w:rPr>
-        <w:t>航。何か、あったのか。</w:t>
+        <w:t>航。何かあったのか。</w:t>
       </w:r>
     </w:p>
     <w:p>
@@ -4009,7 +4009,7 @@
           <w:i w:val="0"/>
           <w:sz w:val="22"/>
         </w:rPr>
-        <w:t>何も。(猪口を空けて、遼のほうに押しやる)仕事が、忙しいだけ。……お前の、そのまっすぐなのが、時々、うらやましくなるだけ。</w:t>
+        <w:t>何も。(猪口を空けて、遼のほうに押しやる)仕事が忙しいだけ。……お前の、そのまっすぐなのが、時々、うらやましくなるだけ。</w:t>
       </w:r>
     </w:p>
     <w:p>
@@ -4047,7 +4047,7 @@
           <w:i w:val="0"/>
           <w:sz w:val="22"/>
         </w:rPr>
-        <w:t>お代は、もういただいてますよ。相沢さん、先に。</w:t>
+        <w:t>お代はもういただいてますよ。相沢さん先に。</w:t>
       </w:r>
     </w:p>
     <w:p>
@@ -4093,7 +4093,7 @@
           <w:i w:val="0"/>
           <w:sz w:val="22"/>
         </w:rPr>
-        <w:t>福島沖のメヒカリ代は、先に払う約束だった。……あ、これ。(袋を一つ、机に置く)土産。気にするな、大したもんじゃない。</w:t>
+        <w:t>福島沖のメヒカリ代は、先に払う約束だった。……あこれ。(袋を一つ机に置く)土産。気にするな、大したもんじゃない。</w:t>
       </w:r>
     </w:p>
     <w:p>
@@ -4108,7 +4108,7 @@
           <w:color w:val="555555"/>
           <w:sz w:val="22"/>
         </w:rPr>
-        <w:t>(袋の中身は、新しい不織布マスクの箱。それと、丸の内の老舗茶屋の、ほうじ茶の缶。)</w:t>
+        <w:t>(袋の中身は、新しい不織布マスクの箱。それと丸の内の老舗茶屋の、ほうじ茶の缶。)</w:t>
       </w:r>
     </w:p>
     <w:p>
@@ -4154,7 +4154,7 @@
           <w:i w:val="0"/>
           <w:sz w:val="22"/>
         </w:rPr>
-        <w:t>お前んとこ、毎日、鉄瓶で炒ってるんだろ。前に聞いた。たまには、炒らなくていい日も、あっていい。</w:t>
+        <w:t>お前んとこ毎日、鉄瓶で炒ってるんだろ。前に聞いた。たまには炒らなくていい日も、あっていい。</w:t>
       </w:r>
     </w:p>
     <w:p>
@@ -4177,7 +4177,7 @@
           <w:i w:val="0"/>
           <w:sz w:val="22"/>
         </w:rPr>
-        <w:t>そんな話、したか。</w:t>
+        <w:t>そんな話したか。</w:t>
       </w:r>
     </w:p>
     <w:p>
@@ -4238,7 +4238,7 @@
           <w:i w:val="0"/>
           <w:sz w:val="22"/>
         </w:rPr>
-        <w:t>東京駅まで、送る。最終の一本前だ。</w:t>
+        <w:t>東京駅まで送る。最終の一本前だ。</w:t>
       </w:r>
     </w:p>
     <w:p>
@@ -4284,7 +4284,7 @@
           <w:i w:val="0"/>
           <w:sz w:val="22"/>
         </w:rPr>
-        <w:t>送る。(歩き出し、数歩先で振り返る)遼。……お前、一つだけ、覚えとけ。何を見ても、先に、俺に聞け。</w:t>
+        <w:t>送る。(歩き出し数歩先で振り返る)遼。……お前、一つだけ覚えとけ。何を見ても先に、俺に聞け。</w:t>
       </w:r>
     </w:p>
     <w:p>
@@ -4360,7 +4360,7 @@
           <w:color w:val="555555"/>
           <w:sz w:val="22"/>
         </w:rPr>
-        <w:t>(9月24日(木)、午前9時30分。桐生法律事務所。窓際に、昨夜の新幹線で持ち帰った袋が置いてある。三浦が、ほうじ茶の缶を取り出し、湯飲み棚のわきに並べる。遼は机で、意見書の依頼状の下書きを直している。宇佐美は、応接室で記録を読んでいる。)</w:t>
+        <w:t>(9月24日(木)、午前9時30分。桐生法律事務所。窓際に、昨夜の新幹線で持ち帰った袋が置いてある。三浦がほうじ茶の缶を取り出し、湯飲み棚のわきに並べる。遼は机で、意見書の依頼状の下書きを直している。宇佐美は、応接室で記録を読んでいる。)</w:t>
       </w:r>
     </w:p>
     <w:p>
@@ -4383,7 +4383,7 @@
           <w:i w:val="0"/>
           <w:sz w:val="22"/>
         </w:rPr>
-        <w:t>丸の内の、茶屋の缶ですね。ずいぶん、いいものを。</w:t>
+        <w:t>丸の内の茶屋の缶ですね。ずいぶんいいものを。</w:t>
       </w:r>
     </w:p>
     <w:p>
@@ -4430,7 +4430,7 @@
           <w:color w:val="555555"/>
           <w:sz w:val="22"/>
         </w:rPr>
-        <w:t>(缶の底を、何気なく返す。底に、小さな値札と、薄い紙の控えが貼ってある)</w:t>
+        <w:t>(缶の底を何気なく返す。底に、小さな値札と、薄い紙の控えが貼ってある)</w:t>
       </w:r>
       <w:r>
         <w:rPr>
@@ -4462,7 +4462,7 @@
           <w:i w:val="0"/>
           <w:sz w:val="22"/>
         </w:rPr>
-        <w:t>貼ったままか。店の人が、うっかりしたんでしょう。</w:t>
+        <w:t>貼ったままか。店の人がうっかりしたんでしょう。</w:t>
       </w:r>
     </w:p>
     <w:p>
@@ -4531,7 +4531,7 @@
           <w:i w:val="0"/>
           <w:sz w:val="22"/>
         </w:rPr>
-        <w:t>電話は、三時でした。切れてから、二時間ほどです。その日のうちに、注文している。あなたに会う十一日前に、土産を決めてた。</w:t>
+        <w:t>電話は三時でした。切れてから二時間ほどです。その日のうちに、注文している。あなたに会う十一日前に、土産を決めてた。</w:t>
       </w:r>
     </w:p>
     <w:p>
@@ -4577,7 +4577,7 @@
           <w:i w:val="0"/>
           <w:sz w:val="22"/>
         </w:rPr>
-        <w:t>まだ、何も。(缶を棚に置く)ただ、「電波が悪い」と切った人が、そのあと、お茶屋さんの画面で、あなたのことを考えてた。そういう人です。</w:t>
+        <w:t>まだ何も。(缶を棚に置く)ただ、「電波が悪い」と切った人がそのあとお茶屋さんの画面で、あなたのことを考えてた。そういう人です。</w:t>
       </w:r>
     </w:p>
     <w:p>
@@ -4633,7 +4633,7 @@
           <w:i w:val="0"/>
           <w:sz w:val="22"/>
         </w:rPr>
-        <w:t>昨日の、新橋のお話を、もう一度、聞かせていただいていたんです。</w:t>
+        <w:t>昨日の新橋のお話をもう一度、聞かせていただいていたんです。</w:t>
       </w:r>
     </w:p>
     <w:p>
@@ -4656,7 +4656,7 @@
           <w:i w:val="0"/>
           <w:sz w:val="22"/>
         </w:rPr>
-        <w:t>聞いてた。(椅子に腰かける)店の予約が三週間前、土産の注文が十一日前。メールは送るな、電話は夜に家から、鞄は膝へ、席は壁側。……用意周到だな。</w:t>
+        <w:t>聞いてた。(椅子に腰かける)店の予約が三週間前、土産の注文が十一日前。メールは送るな、電話は夜に家から、鞄は膝へ席は壁側。……用意周到だな。</w:t>
       </w:r>
     </w:p>
     <w:p>
@@ -4702,7 +4702,7 @@
           <w:i w:val="0"/>
           <w:sz w:val="22"/>
         </w:rPr>
-        <w:t>用意周到な人間は、二種類いる。友人を守りたい人間と、自分を守りたい人間だ。(静かに)後者の場合、友人は、守られたことに気づかない。</w:t>
+        <w:t>用意周到な人間は、二種類いる。友人を守りたい人間と、自分を守りたい人間だ。(静かに)後者の場合、友人は守られたことに気づかない。</w:t>
       </w:r>
     </w:p>
     <w:p>
@@ -4748,7 +4748,7 @@
           <w:i w:val="0"/>
           <w:sz w:val="22"/>
         </w:rPr>
-        <w:t>思いたい。思いたいから、言うんだ。思いたい人間が、一番、見えなくなるからな。</w:t>
+        <w:t>思いたい。思いたいから言うんだ。思いたい人間が、一番、見えなくなるからな。</w:t>
       </w:r>
     </w:p>
     <w:p>
@@ -4771,7 +4771,7 @@
           <w:i w:val="0"/>
           <w:sz w:val="22"/>
         </w:rPr>
-        <w:t>私は、あの人の声を、信じたいです。でも、信じたいという気持ちと、あの人が何かを「選んだ」ことは、別だと思います。</w:t>
+        <w:t>私はあの人の声を、信じたいです。でも、信じたいという気持ちと、あの人が何かを「選んだ」ことは別だと思います。</w:t>
       </w:r>
     </w:p>
     <w:p>
@@ -4817,7 +4817,7 @@
           <w:i w:val="0"/>
           <w:sz w:val="22"/>
         </w:rPr>
-        <w:t>ええ。「何を見ても、先に俺に聞け」。何を見るか、あの人は、もう知っている。そういう言い方でした。</w:t>
+        <w:t>ええ。「何を見ても先に俺に聞け」。何を見るかあの人はもう知っている。そういう言い方でした。</w:t>
       </w:r>
     </w:p>
     <w:p>
@@ -4878,7 +4878,7 @@
           <w:i w:val="0"/>
           <w:sz w:val="22"/>
         </w:rPr>
-        <w:t>その約束は、守れ。ただし、座ってからだ。座る前に言えば、君が相沢君を追い込むことになる。</w:t>
+        <w:t>その約束は守れ。ただし座ってからだ。座る前に言えば、君が相沢君を追い込むことになる。</w:t>
       </w:r>
     </w:p>
     <w:p>
@@ -4901,7 +4901,7 @@
           <w:i w:val="0"/>
           <w:sz w:val="22"/>
         </w:rPr>
-        <w:t>座る前に、言えませんか。</w:t>
+        <w:t>座る前に言えませんか。</w:t>
       </w:r>
     </w:p>
     <w:p>
@@ -4924,7 +4924,7 @@
           <w:i w:val="0"/>
           <w:sz w:val="22"/>
         </w:rPr>
-        <w:t>言えない。事実が、一つもない。あるのは、疑いと、用意周到さと、箱入りのお茶だけだ。</w:t>
+        <w:t>言えない。事実が一つもない。あるのは疑いと、用意周到さと、箱入りのお茶だけだ。</w:t>
       </w:r>
     </w:p>
     <w:p>
@@ -4939,7 +4939,7 @@
           <w:color w:val="555555"/>
           <w:sz w:val="22"/>
         </w:rPr>
-        <w:t>(遼は、缶の蓋を外す。茶葉が、深い茶色に揺れる。)</w:t>
+        <w:t>(遼は、缶の蓋を外す。茶葉が深い茶色に揺れる。)</w:t>
       </w:r>
     </w:p>
     <w:p>
@@ -4969,7 +4969,7 @@
           <w:color w:val="555555"/>
           <w:sz w:val="22"/>
         </w:rPr>
-        <w:t>(9月29日(火)、午後9時。事務所に、遼が一人残っている。応接室の鉄瓶は火から下ろされ、机に桐生の湯呑みが一つ。ほうろくで、遼が相沢の缶の茶葉を炒っている。窓の外、駅前通りの灯りが一つ、また一つ消える。)</w:t>
+        <w:t>(9月29日(火)、午後9時。事務所に遼が一人残っている。応接室の鉄瓶は火から下ろされ、机に桐生の湯呑みが一つ。ほうろくで、遼が相沢の缶の茶葉を炒っている。窓の外、駅前通りの灯りが一つ、また一つ消える。)</w:t>
       </w:r>
     </w:p>
     <w:p>
@@ -5017,7 +5017,7 @@
           <w:i w:val="0"/>
           <w:sz w:val="22"/>
         </w:rPr>
-        <w:t>先生。友人を、疑うほうを先にするか、信じるほうを先にするか。……遠藤さんは、解くほうを先に、と言いました。でも、解くには、まず、確かめなければならない。確かめるには、その人の名前を、書類の上で確認しなければならない。(小さく笑う)堂々巡りです。</w:t>
+        <w:t>先生。友人を疑うほうを先にするか、信じるほうを先にするか。……遠藤さんは、解くほうを先に、と言いました。でも、解くにはまず、確かめなければならない。確かめるには、その人の名前を、書類の上で確認しなければならない。(小さく笑う)堂々巡りです。</w:t>
       </w:r>
     </w:p>
     <w:p>
@@ -5032,7 +5032,7 @@
           <w:color w:val="555555"/>
           <w:sz w:val="22"/>
         </w:rPr>
-        <w:t>(階段を、静かに上がる足音。三浦だ。コートを羽織り、袋を提げている。)</w:t>
+        <w:t>(階段を静かに上がる足音。三浦だ。コートを羽織り、袋を提げている。)</w:t>
       </w:r>
     </w:p>
     <w:p>
@@ -5055,7 +5055,7 @@
           <w:i w:val="0"/>
           <w:sz w:val="22"/>
         </w:rPr>
-        <w:t>まだいたんですか。リクが、先に寝たので、お夜食を持ってきました。</w:t>
+        <w:t>まだいたんですか。リクが先に寝たので、お夜食を持ってきました。</w:t>
       </w:r>
     </w:p>
     <w:p>
@@ -5078,7 +5078,7 @@
           <w:i w:val="0"/>
           <w:sz w:val="22"/>
         </w:rPr>
-        <w:t>三浦さん、こんな時間に。</w:t>
+        <w:t>三浦さんこんな時間に。</w:t>
       </w:r>
     </w:p>
     <w:p>
@@ -5101,7 +5101,7 @@
           <w:i w:val="0"/>
           <w:sz w:val="22"/>
         </w:rPr>
-        <w:t>私こそ、帰ろうとして、事務所の窓の明かりが見えたので。(袋から、おにぎりを二つ出す)梅と、おかか。</w:t>
+        <w:t>私こそ帰ろうとして、事務所の窓の明かりが見えたので。(袋からおにぎりを二つ出す)梅と、おかか。</w:t>
       </w:r>
     </w:p>
     <w:p>
@@ -5124,7 +5124,7 @@
           <w:i w:val="0"/>
           <w:sz w:val="22"/>
         </w:rPr>
-        <w:t>ありがとうございます。(受け取り、一口食べる)……三浦さん、一つ、聞いていいですか。</w:t>
+        <w:t>ありがとうございます。(受け取り一口食べる)……三浦さん一つ、聞いていいですか。</w:t>
       </w:r>
     </w:p>
     <w:p>
@@ -5170,7 +5170,7 @@
           <w:i w:val="0"/>
           <w:sz w:val="22"/>
         </w:rPr>
-        <w:t>もし、僕が、あの人を信じると決めて、結果として、裏切られたら。そのとき、僕は、愚かだったことになりますか。</w:t>
+        <w:t>もし僕が、あの人を信じると決めて、結果として裏切られたら。そのとき僕は、愚かだったことになりますか。</w:t>
       </w:r>
     </w:p>
     <w:p>
@@ -5239,7 +5239,7 @@
           <w:i w:val="0"/>
           <w:sz w:val="22"/>
         </w:rPr>
-        <w:t>私にも、信じて、外れたことがあります。(淡々と)後悔は、しました。でも、そのおかげで今のリクがいることは、後悔していません。……ごめんなさい、変な例えで。</w:t>
+        <w:t>私にも信じて外れたことがあります。(淡々と)後悔はしました。でも、そのおかげで今のリクがいることは、後悔していません。……ごめんなさい、変な例えで。</w:t>
       </w:r>
     </w:p>
     <w:p>
@@ -5285,7 +5285,7 @@
           <w:i w:val="0"/>
           <w:sz w:val="22"/>
         </w:rPr>
-        <w:t>あの缶、いい香りですね。煙が、一本でしたか。</w:t>
+        <w:t>あの缶いい香りですね。煙が、一本でしたか。</w:t>
       </w:r>
     </w:p>
     <w:p>
@@ -5308,7 +5308,7 @@
           <w:i w:val="0"/>
           <w:sz w:val="22"/>
         </w:rPr>
-        <w:t>一本でした。今日は、止められました。</w:t>
+        <w:t>一本でした。今日は止められました。</w:t>
       </w:r>
     </w:p>
     <w:p>
@@ -5331,7 +5331,7 @@
           <w:i w:val="0"/>
           <w:sz w:val="22"/>
         </w:rPr>
-        <w:t>よかった。(立ち上がり、鉄瓶を持つ)明日、また、湯を沸かします。</w:t>
+        <w:t>よかった。(立ち上がり鉄瓶を持つ)明日、また、湯を沸かします。</w:t>
       </w:r>
     </w:p>
     <w:p>
@@ -5346,7 +5346,7 @@
           <w:color w:val="555555"/>
           <w:sz w:val="22"/>
         </w:rPr>
-        <w:t>(三浦が、湯呑みの横に、おにぎりの包みをもう一つ置く。遼は、食べかけのおにぎりを持ったまま、窓の外をしばらく眺める。)</w:t>
+        <w:t>(三浦が湯呑みの横に、おにぎりの包みをもう一つ置く。遼は、食べかけのおにぎりを持ったまま、窓の外をしばらく眺める。)</w:t>
       </w:r>
     </w:p>
     <w:p>
@@ -5376,7 +5376,7 @@
           <w:color w:val="555555"/>
           <w:sz w:val="22"/>
         </w:rPr>
-        <w:t>(9月30日(水)、午前10時。桐生法律事務所。三浦が、封筒を開く。被告奥浜電力の第六準備書面。厚みは、前回の半分。三浦が表紙を見て、一度、息を止める。)</w:t>
+        <w:t>(9月30日(水)、午前10時。桐生法律事務所。三浦が封筒を開く。被告奥浜電力の第六準備書面。厚みは前回の半分。三浦が表紙を見て、一度、息を止める。)</w:t>
       </w:r>
     </w:p>
     <w:p>
@@ -5423,7 +5423,7 @@
           <w:color w:val="555555"/>
           <w:sz w:val="22"/>
         </w:rPr>
-        <w:t>(受け取る。代理人欄の、一番下の行に、新しい名前。「弁護士　相沢　航」)</w:t>
+        <w:t>(受け取る。代理人欄の一番下の行に、新しい名前。「弁護士　相沢　航」)</w:t>
       </w:r>
       <w:r>
         <w:rPr>
@@ -5478,7 +5478,7 @@
           <w:i w:val="0"/>
           <w:sz w:val="22"/>
         </w:rPr>
-        <w:t>ええ。(紙を机に置き、しばらく何も言わない。宇佐美が、応接室から出てくる。)</w:t>
+        <w:t>ええ。(紙を机に置き、しばらく何も言わない。宇佐美が応接室から出てくる。)</w:t>
       </w:r>
     </w:p>
     <w:p>
@@ -5539,7 +5539,7 @@
           <w:color w:val="555555"/>
           <w:sz w:val="22"/>
         </w:rPr>
-        <w:t>(沈黙。遼の携帯が、机の上で鳴る。画面に「相沢 航」。三浦と宇佐美が、遼を見る。遼は、うなずいて、スピーカーにする。)</w:t>
+        <w:t>(沈黙。遼の携帯が机の上で鳴る。画面に「相沢 航」。三浦と宇佐美が、遼を見る。遼は、うなずいてスピーカーにする。)</w:t>
       </w:r>
     </w:p>
     <w:p>
@@ -5618,7 +5618,7 @@
           <w:i w:val="0"/>
           <w:sz w:val="22"/>
         </w:rPr>
-        <w:t>そうか。(間)断れなかった。それだけは、本当だ。</w:t>
+        <w:t>そうか。(間)断れなかった。それだけは本当だ。</w:t>
       </w:r>
     </w:p>
     <w:p>
@@ -5664,7 +5664,7 @@
           <w:i w:val="0"/>
           <w:sz w:val="22"/>
         </w:rPr>
-        <w:t>言えない。言わせないでくれ。……遼、悪い。お前に会ったとき、言うべきだった。でも、あの夜は、言えなかった。</w:t>
+        <w:t>言えない。言わせないでくれ。……遼、悪い。お前に会ったとき、言うべきだった。でも、あの夜は言えなかった。</w:t>
       </w:r>
     </w:p>
     <w:p>
@@ -5687,7 +5687,7 @@
           <w:i w:val="0"/>
           <w:sz w:val="22"/>
         </w:rPr>
-        <w:t>新橋で、「何を見ても、先に俺に聞け」と言ったな。これのことか。</w:t>
+        <w:t>新橋で、「何を見ても先に俺に聞け」と言ったな。これのことか。</w:t>
       </w:r>
     </w:p>
     <w:p>
@@ -5766,7 +5766,7 @@
           <w:i w:val="0"/>
           <w:sz w:val="22"/>
         </w:rPr>
-        <w:t>……今日から、訴訟のことは、一切、話せない。お前も、俺に、聞くな。聞いても、答えられないし、答えたら、お前のためにならない。</w:t>
+        <w:t>……今日から、訴訟のことは一切、話せない。お前も俺に、聞くな。聞いても答えられないし、答えたらお前のためにならない。</w:t>
       </w:r>
     </w:p>
     <w:p>
@@ -5873,7 +5873,7 @@
           <w:color w:val="555555"/>
           <w:sz w:val="22"/>
         </w:rPr>
-        <w:t>(通話が切れる。携帯の画面が、暗くなる。遼は、準備書面の最後の行を、もう一度見る。「弁護士　相沢　航」。インクの黒が、不自然にくっきりして見える。)</w:t>
+        <w:t>(通話が切れる。携帯の画面が暗くなる。遼は、準備書面の最後の行を、もう一度見る。「弁護士　相沢　航」。インクの黒が、不自然にくっきりして見える。)</w:t>
       </w:r>
     </w:p>
     <w:p>
@@ -5929,7 +5929,7 @@
           <w:i w:val="0"/>
           <w:sz w:val="22"/>
         </w:rPr>
-        <w:t>ええ。(顔を上げる)浜野さんに、電話します。約束ですから。座ったら、真っ先に、と。</w:t>
+        <w:t>ええ。(顔を上げる)浜野さんに電話します。約束ですから。座ったら真っ先に、と。</w:t>
       </w:r>
     </w:p>
     <w:p>
@@ -5975,7 +5975,7 @@
           <w:i w:val="0"/>
           <w:sz w:val="22"/>
         </w:rPr>
-        <w:t>事実だけを。名前が、書類に加わった。理由は、聞いていない。これから先、僕が知り得ることも、限られる。それを、全部。</w:t>
+        <w:t>事実だけを。名前が書類に加わった。理由は聞いていない。これから先、僕が知り得ることも、限られる。それを全部。</w:t>
       </w:r>
     </w:p>
     <w:p>
@@ -5998,7 +5998,7 @@
           <w:i w:val="0"/>
           <w:sz w:val="22"/>
         </w:rPr>
-        <w:t>……私、お茶を淹れます。(鉄瓶を手に取りかけて、止まる)先生、おにぎり、一つ残ってます。梅のほう。</w:t>
+        <w:t>……私お茶を淹れます。(鉄瓶を手に取りかけて、止まる)先生、おにぎり一つ残ってます。梅のほう。</w:t>
       </w:r>
     </w:p>
     <w:p>
@@ -6021,7 +6021,7 @@
           <w:i w:val="0"/>
           <w:sz w:val="22"/>
         </w:rPr>
-        <w:t>食べます。……その前に、電話を。</w:t>
+        <w:t>食べます。……その前に電話を。</w:t>
       </w:r>
     </w:p>
     <w:p>
@@ -6036,7 +6036,7 @@
           <w:color w:val="555555"/>
           <w:sz w:val="22"/>
         </w:rPr>
-        <w:t>(遼が携帯を取る。画面に「浜野 修」。呼び出し音が、一回、二回。窓の外、駅前通りに、秋の雨が降り始める。)</w:t>
+        <w:t>(遼が携帯を取る。画面に「浜野 修」。呼び出し音が一回、二回。窓の外、駅前通りに、秋の雨が降り始める。)</w:t>
       </w:r>
     </w:p>
     <w:p>
